--- a/Project_Report.docx
+++ b/Project_Report.docx
@@ -1234,11 +1234,9 @@
           <w:numId w:val="15"/>
         </w:numPr>
       </w:pPr>
-      <w:proofErr w:type="gramStart"/>
       <w:r>
         <w:t>description</w:t>
       </w:r>
-      <w:proofErr w:type="gramEnd"/>
     </w:p>
     <w:p>
       <w:pPr>
@@ -1637,61 +1635,25 @@
       <w:pPr>
         <w:pStyle w:val="BodyText"/>
       </w:pPr>
-      <w:proofErr w:type="gramStart"/>
       <w:r>
         <w:t>{ “</w:t>
       </w:r>
       <w:proofErr w:type="spellStart"/>
-      <w:proofErr w:type="gramEnd"/>
-      <w:r>
-        <w:t>name</w:t>
-      </w:r>
-      <w:proofErr w:type="gramStart"/>
-      <w:r>
-        <w:t>”:“</w:t>
-      </w:r>
-      <w:proofErr w:type="gramEnd"/>
-      <w:r>
-        <w:t>John</w:t>
+      <w:r>
+        <w:t>name”:“John</w:t>
       </w:r>
       <w:proofErr w:type="spellEnd"/>
       <w:r>
-        <w:t>”, “email</w:t>
-      </w:r>
-      <w:proofErr w:type="gramStart"/>
-      <w:r>
-        <w:t>”:“</w:t>
-      </w:r>
-      <w:proofErr w:type="gramEnd"/>
-      <w:r>
-        <w:t>john@example.com”, “password</w:t>
-      </w:r>
-      <w:proofErr w:type="gramStart"/>
-      <w:r>
-        <w:t>”:“</w:t>
-      </w:r>
-      <w:proofErr w:type="gramEnd"/>
-      <w:r>
-        <w:t>password123”, “</w:t>
+        <w:t>”, “email”:“john@example.com”, “password”:“password123”, “</w:t>
       </w:r>
       <w:proofErr w:type="spellStart"/>
       <w:r>
-        <w:t>role</w:t>
-      </w:r>
-      <w:proofErr w:type="gramStart"/>
-      <w:r>
-        <w:t>”:“</w:t>
-      </w:r>
-      <w:proofErr w:type="gramEnd"/>
-      <w:r>
-        <w:t>Employee</w:t>
+        <w:t>role”:“Employee</w:t>
       </w:r>
       <w:proofErr w:type="spellEnd"/>
-      <w:proofErr w:type="gramStart"/>
       <w:r>
         <w:t>” }</w:t>
       </w:r>
-      <w:proofErr w:type="gramEnd"/>
     </w:p>
     <w:p>
       <w:r>
@@ -1738,35 +1700,9 @@
       <w:pPr>
         <w:pStyle w:val="BodyText"/>
       </w:pPr>
-      <w:proofErr w:type="gramStart"/>
-      <w:r>
-        <w:t>{ “</w:t>
-      </w:r>
-      <w:proofErr w:type="gramEnd"/>
-      <w:r>
-        <w:t>email</w:t>
-      </w:r>
-      <w:proofErr w:type="gramStart"/>
-      <w:r>
-        <w:t>”:“</w:t>
-      </w:r>
-      <w:proofErr w:type="gramEnd"/>
-      <w:r>
-        <w:t>john@example.com”, “password</w:t>
-      </w:r>
-      <w:proofErr w:type="gramStart"/>
-      <w:r>
-        <w:t>”:“</w:t>
-      </w:r>
-      <w:proofErr w:type="gramEnd"/>
-      <w:r>
-        <w:t>password123</w:t>
-      </w:r>
-      <w:proofErr w:type="gramStart"/>
-      <w:r>
-        <w:t>” }</w:t>
-      </w:r>
-      <w:proofErr w:type="gramEnd"/>
+      <w:r>
+        <w:t>{ “email”:“john@example.com”, “password”:“password123” }</w:t>
+      </w:r>
     </w:p>
     <w:p>
       <w:r>
@@ -4382,11 +4318,14 @@
           <w:numId w:val="39"/>
         </w:numPr>
       </w:pPr>
-    </w:p>
-    <w:p>
-      <w:pPr>
-        <w:pStyle w:val="BodyText"/>
-      </w:pPr>
+      <w:hyperlink r:id="rId16" w:history="1">
+        <w:r>
+          <w:rPr>
+            <w:rStyle w:val="Hyperlink"/>
+          </w:rPr>
+          <w:t>https://github.com/janhaviagrawal1/employee-task-management</w:t>
+        </w:r>
+      </w:hyperlink>
     </w:p>
     <w:sectPr>
       <w:footnotePr>
@@ -6719,6 +6658,18 @@
       <w:ind w:left="720"/>
       <w:contextualSpacing/>
     </w:pPr>
+  </w:style>
+  <w:style w:type="character" w:styleId="UnresolvedMention">
+    <w:name w:val="Unresolved Mention"/>
+    <w:basedOn w:val="DefaultParagraphFont"/>
+    <w:uiPriority w:val="99"/>
+    <w:semiHidden/>
+    <w:unhideWhenUsed/>
+    <w:rsid w:val="00F91E73"/>
+    <w:rPr>
+      <w:color w:val="605E5C"/>
+      <w:shd w:val="clear" w:color="auto" w:fill="E1DFDD"/>
+    </w:rPr>
   </w:style>
 </w:styles>
 </file>
